--- a/.openclaw/workspace-biology/1.2.1微生物的基本培养技术-填空题.docx
+++ b/.openclaw/workspace-biology/1.2.1微生物的基本培养技术-填空题.docx
@@ -138,7 +138,7 @@
           <ns0:rFonts ns0:hint="eastAsia"/>
           <ns0:color ns0:val="FF0000"/>
         </ns0:rPr>
-        <ns0:t>________</ns0:t>
+        <ns0:t>________________</ns0:t>
       </ns0:r>
       <ns0:r>
         <ns0:rPr>
@@ -151,7 +151,7 @@
           <ns0:rFonts ns0:hint="eastAsia"/>
           <ns0:color ns0:val="FF0000"/>
         </ns0:rPr>
-        <ns0:t>______</ns0:t>
+        <ns0:t>____________</ns0:t>
       </ns0:r>
       <ns0:r>
         <ns0:rPr>
@@ -187,7 +187,7 @@
           <ns0:rFonts ns0:hint="eastAsia"/>
           <ns0:color ns0:val="FF0000"/>
         </ns0:rPr>
-        <ns0:t>__</ns0:t>
+        <ns0:t>____</ns0:t>
       </ns0:r>
       <ns0:r>
         <ns0:rPr>
@@ -200,7 +200,7 @@
           <ns0:rFonts ns0:hint="eastAsia"/>
           <ns0:color ns0:val="FF0000"/>
         </ns0:rPr>
-        <ns0:t>__</ns0:t>
+        <ns0:t>____</ns0:t>
       </ns0:r>
       <ns0:r>
         <ns0:rPr>
@@ -221,7 +221,7 @@
           <ns0:rFonts ns0:hint="eastAsia"/>
           <ns0:color ns0:val="FF0000"/>
         </ns0:rPr>
-        <ns0:t>_______</ns0:t>
+        <ns0:t>______________</ns0:t>
       </ns0:r>
       <ns0:r>
         <ns0:rPr>
@@ -234,7 +234,7 @@
           <ns0:rFonts ns0:hint="eastAsia"/>
           <ns0:color ns0:val="FF0000"/>
         </ns0:rPr>
-        <ns0:t>__</ns0:t>
+        <ns0:t>____</ns0:t>
       </ns0:r>
       <ns0:r>
         <ns0:rPr>
@@ -270,7 +270,7 @@
           <ns0:rFonts ns0:hint="eastAsia"/>
           <ns0:color ns0:val="FF0000"/>
         </ns0:rPr>
-        <ns0:t>____</ns0:t>
+        <ns0:t>________</ns0:t>
       </ns0:r>
       <ns0:r>
         <ns0:rPr>
@@ -295,7 +295,7 @@
           <ns0:rFonts ns0:hint="eastAsia"/>
           <ns0:color ns0:val="FF0000"/>
         </ns0:rPr>
-        <ns0:t>__</ns0:t>
+        <ns0:t>____</ns0:t>
       </ns0:r>
       <ns0:r>
         <ns0:rPr>
@@ -331,7 +331,7 @@
           <ns0:rFonts ns0:hint="eastAsia"/>
           <ns0:color ns0:val="FF0000"/>
         </ns0:rPr>
-        <ns0:t>__</ns0:t>
+        <ns0:t>____</ns0:t>
       </ns0:r>
       <ns0:r>
         <ns0:rPr>
@@ -344,7 +344,7 @@
           <ns0:rFonts ns0:hint="eastAsia"/>
           <ns0:color ns0:val="FF0000"/>
         </ns0:rPr>
-        <ns0:t>__</ns0:t>
+        <ns0:t>____</ns0:t>
       </ns0:r>
       <ns0:r>
         <ns0:rPr>
@@ -357,7 +357,7 @@
           <ns0:rFonts ns0:hint="eastAsia"/>
           <ns0:color ns0:val="FF0000"/>
         </ns0:rPr>
-        <ns0:t>___</ns0:t>
+        <ns0:t>______</ns0:t>
       </ns0:r>
       <ns0:r>
         <ns0:rPr>
@@ -370,7 +370,7 @@
           <ns0:rFonts ns0:hint="eastAsia"/>
           <ns0:color ns0:val="FF0000"/>
         </ns0:rPr>
-        <ns0:t>__</ns0:t>
+        <ns0:t>____</ns0:t>
       </ns0:r>
       <ns0:r>
         <ns0:rPr>
@@ -383,7 +383,7 @@
           <ns0:rFonts ns0:hint="eastAsia"/>
           <ns0:color ns0:val="FF0000"/>
         </ns0:rPr>
-        <ns0:t>___</ns0:t>
+        <ns0:t>______</ns0:t>
       </ns0:r>
       <ns0:r>
         <ns0:rPr>
@@ -396,14 +396,14 @@
           <ns0:rFonts ns0:hint="eastAsia"/>
           <ns0:color ns0:val="FF0000"/>
         </ns0:rPr>
-        <ns0:t>___</ns0:t>
+        <ns0:t>______</ns0:t>
       </ns0:r>
       <ns0:r ns0:rsidRPr="00AA344B">
         <ns0:rPr>
           <ns0:rFonts ns0:hint="eastAsia"/>
           <ns0:color ns0:val="FF0000"/>
         </ns0:rPr>
-        <ns0:t>__</ns0:t>
+        <ns0:t>____</ns0:t>
       </ns0:r>
       <ns0:r>
         <ns0:rPr>
@@ -439,7 +439,7 @@
           <ns0:rFonts ns0:hint="eastAsia"/>
           <ns0:color ns0:val="FF0000"/>
         </ns0:rPr>
-        <ns0:t>__</ns0:t>
+        <ns0:t>____</ns0:t>
       </ns0:r>
       <ns0:r>
         <ns0:rPr>
@@ -452,26 +452,79 @@
           <ns0:rFonts ns0:hint="eastAsia"/>
           <ns0:color ns0:val="FF0000"/>
         </ns0:rPr>
-        <ns0:t>__</ns0:t>
+        <ns0:t>____</ns0:t>
       </ns0:r>
       <ns0:r ns0:rsidRPr="00AA344B">
         <ns0:rPr>
           <ns0:rFonts ns0:hint="eastAsia"/>
           <ns0:color ns0:val="FF0000"/>
         </ns0:rPr>
-        <ns0:t>____</ns0:t>
+        <ns0:t>________</ns0:t>
       </ns0:r>
       <ns0:r ns0:rsidRPr="00AA344B">
         <ns0:rPr>
           <ns0:rFonts ns0:hint="eastAsia"/>
           <ns0:color ns0:val="FF0000"/>
         </ns0:rPr>
+        <ns0:t>____________</ns0:t>
+      </ns0:r>
+      <ns0:r>
+        <ns0:rPr>
+          <ns0:rFonts ns0:hint="eastAsia"/>
+        </ns0:rPr>
+        <ns0:t>、</ns0:t>
+      </ns0:r>
+      <ns0:r ns0:rsidRPr="00AA344B">
+        <ns0:rPr>
+          <ns0:rFonts ns0:hint="eastAsia"/>
+          <ns0:color ns0:val="FF0000"/>
+        </ns0:rPr>
+        <ns0:t>________________________</ns0:t>
+      </ns0:r>
+      <ns0:r>
+        <ns0:rPr>
+          <ns0:rFonts ns0:hint="eastAsia"/>
+        </ns0:rPr>
+        <ns0:t>、</ns0:t>
+      </ns0:r>
+      <ns0:r ns0:rsidRPr="00AA344B">
+        <ns0:rPr>
+          <ns0:rFonts ns0:hint="eastAsia"/>
+          <ns0:color ns0:val="FF0000"/>
+        </ns0:rPr>
         <ns0:t>______</ns0:t>
       </ns0:r>
       <ns0:r>
         <ns0:rPr>
           <ns0:rFonts ns0:hint="eastAsia"/>
         </ns0:rPr>
+        <ns0:t>。</ns0:t>
+      </ns0:r>
+    </ns0:p>
+    <ns0:p ns2:paraId="32194B8A" ns2:textId="77777777" ns0:rsidR="00D35F60" ns0:rsidRDefault="00E418ED">
+      <ns0:r>
+        <ns0:rPr>
+          <ns0:rFonts ns0:hint="eastAsia"/>
+        </ns0:rPr>
+        <ns0:t>在提供上述几种营养物质的基础上，培养基还需要满足微生物对</ns0:t>
+      </ns0:r>
+      <ns0:r ns0:rsidRPr="00AA344B">
+        <ns0:rPr>
+          <ns0:rFonts ns0:hint="eastAsia"/>
+          <ns0:color ns0:val="FF0000"/>
+        </ns0:rPr>
+        <ns0:t>____</ns0:t>
+      </ns0:r>
+      <ns0:r>
+        <ns0:rPr>
+          <ns0:rFonts ns0:hint="eastAsia"/>
+        </ns0:rPr>
+        <ns0:t xml:space="preserve"> </ns0:t>
+      </ns0:r>
+      <ns0:r>
+        <ns0:rPr>
+          <ns0:rFonts ns0:hint="eastAsia"/>
+        </ns0:rPr>
         <ns0:t>、</ns0:t>
       </ns0:r>
       <ns0:r ns0:rsidRPr="00AA344B">
@@ -485,119 +538,66 @@
         <ns0:rPr>
           <ns0:rFonts ns0:hint="eastAsia"/>
         </ns0:rPr>
-        <ns0:t>、</ns0:t>
+        <ns0:t>及</ns0:t>
       </ns0:r>
       <ns0:r ns0:rsidRPr="00AA344B">
         <ns0:rPr>
           <ns0:rFonts ns0:hint="eastAsia"/>
           <ns0:color ns0:val="FF0000"/>
         </ns0:rPr>
-        <ns0:t>___</ns0:t>
-      </ns0:r>
-      <ns0:r>
-        <ns0:rPr>
-          <ns0:rFonts ns0:hint="eastAsia"/>
-        </ns0:rPr>
-        <ns0:t>。</ns0:t>
-      </ns0:r>
-    </ns0:p>
-    <ns0:p ns2:paraId="32194B8A" ns2:textId="77777777" ns0:rsidR="00D35F60" ns0:rsidRDefault="00E418ED">
-      <ns0:r>
-        <ns0:rPr>
-          <ns0:rFonts ns0:hint="eastAsia"/>
-        </ns0:rPr>
-        <ns0:t>在提供上述几种营养物质的基础上，培养基还需要满足微生物对</ns0:t>
+        <ns0:t>____</ns0:t>
+      </ns0:r>
+      <ns0:r>
+        <ns0:rPr>
+          <ns0:rFonts ns0:hint="eastAsia"/>
+        </ns0:rPr>
+        <ns0:t>的需求。例如，在培养乳酸菌时，需要在培养基中添加</ns0:t>
       </ns0:r>
       <ns0:r ns0:rsidRPr="00AA344B">
         <ns0:rPr>
           <ns0:rFonts ns0:hint="eastAsia"/>
           <ns0:color ns0:val="FF0000"/>
         </ns0:rPr>
-        <ns0:t>__</ns0:t>
-      </ns0:r>
-      <ns0:r>
-        <ns0:rPr>
-          <ns0:rFonts ns0:hint="eastAsia"/>
-        </ns0:rPr>
-        <ns0:t xml:space="preserve"> </ns0:t>
-      </ns0:r>
-      <ns0:r>
-        <ns0:rPr>
-          <ns0:rFonts ns0:hint="eastAsia"/>
-        </ns0:rPr>
-        <ns0:t>、</ns0:t>
+        <ns0:t>______</ns0:t>
+      </ns0:r>
+      <ns0:r>
+        <ns0:rPr>
+          <ns0:rFonts ns0:hint="eastAsia"/>
+        </ns0:rPr>
+        <ns0:t>；在培养</ns0:t>
       </ns0:r>
       <ns0:r ns0:rsidRPr="00AA344B">
         <ns0:rPr>
           <ns0:rFonts ns0:hint="eastAsia"/>
           <ns0:color ns0:val="FF0000"/>
         </ns0:rPr>
-        <ns0:t>______</ns0:t>
-      </ns0:r>
-      <ns0:r>
-        <ns0:rPr>
-          <ns0:rFonts ns0:hint="eastAsia"/>
-        </ns0:rPr>
-        <ns0:t>及</ns0:t>
+        <ns0:t>____</ns0:t>
+      </ns0:r>
+      <ns0:r>
+        <ns0:rPr>
+          <ns0:rFonts ns0:hint="eastAsia"/>
+        </ns0:rPr>
+        <ns0:t>时，需要将培养基调至酸性；在培养细菌时，需要将培养基调至</ns0:t>
       </ns0:r>
       <ns0:r ns0:rsidRPr="00AA344B">
         <ns0:rPr>
           <ns0:rFonts ns0:hint="eastAsia"/>
           <ns0:color ns0:val="FF0000"/>
         </ns0:rPr>
-        <ns0:t>__</ns0:t>
-      </ns0:r>
-      <ns0:r>
-        <ns0:rPr>
-          <ns0:rFonts ns0:hint="eastAsia"/>
-        </ns0:rPr>
-        <ns0:t>的需求。例如，在培养乳酸菌时，需要在培养基中添加</ns0:t>
+        <ns0:t>____________</ns0:t>
+      </ns0:r>
+      <ns0:r>
+        <ns0:rPr>
+          <ns0:rFonts ns0:hint="eastAsia"/>
+        </ns0:rPr>
+        <ns0:t>；在培养厌氧微生物时，需要提供</ns0:t>
       </ns0:r>
       <ns0:r ns0:rsidRPr="00AA344B">
         <ns0:rPr>
           <ns0:rFonts ns0:hint="eastAsia"/>
           <ns0:color ns0:val="FF0000"/>
         </ns0:rPr>
-        <ns0:t>___</ns0:t>
-      </ns0:r>
-      <ns0:r>
-        <ns0:rPr>
-          <ns0:rFonts ns0:hint="eastAsia"/>
-        </ns0:rPr>
-        <ns0:t>；在培养</ns0:t>
-      </ns0:r>
-      <ns0:r ns0:rsidRPr="00AA344B">
-        <ns0:rPr>
-          <ns0:rFonts ns0:hint="eastAsia"/>
-          <ns0:color ns0:val="FF0000"/>
-        </ns0:rPr>
-        <ns0:t>__</ns0:t>
-      </ns0:r>
-      <ns0:r>
-        <ns0:rPr>
-          <ns0:rFonts ns0:hint="eastAsia"/>
-        </ns0:rPr>
-        <ns0:t>时，需要将培养基调至酸性；在培养细菌时，需要将培养基调至</ns0:t>
-      </ns0:r>
-      <ns0:r ns0:rsidRPr="00AA344B">
-        <ns0:rPr>
-          <ns0:rFonts ns0:hint="eastAsia"/>
-          <ns0:color ns0:val="FF0000"/>
-        </ns0:rPr>
-        <ns0:t>______</ns0:t>
-      </ns0:r>
-      <ns0:r>
-        <ns0:rPr>
-          <ns0:rFonts ns0:hint="eastAsia"/>
-        </ns0:rPr>
-        <ns0:t>；在培养厌氧微生物时，需要提供</ns0:t>
-      </ns0:r>
-      <ns0:r ns0:rsidRPr="00AA344B">
-        <ns0:rPr>
-          <ns0:rFonts ns0:hint="eastAsia"/>
-          <ns0:color ns0:val="FF0000"/>
-        </ns0:rPr>
-        <ns0:t>__</ns0:t>
+        <ns0:t>____</ns0:t>
       </ns0:r>
       <ns0:r>
         <ns0:rPr>
@@ -633,7 +633,7 @@
           <ns0:rFonts ns0:hint="eastAsia"/>
           <ns0:color ns0:val="FF0000"/>
         </ns0:rPr>
-        <ns0:t>______</ns0:t>
+        <ns0:t>____________</ns0:t>
       </ns0:r>
     </ns0:p>
     <ns0:p ns2:paraId="215822D8" ns2:textId="77777777" ns0:rsidR="00D35F60" ns0:rsidRDefault="00E418ED">
@@ -662,7 +662,7 @@
           <ns0:rFonts ns0:hint="eastAsia"/>
           <ns0:color ns0:val="FF0000"/>
         </ns0:rPr>
-        <ns0:t>_____</ns0:t>
+        <ns0:t>__________</ns0:t>
       </ns0:r>
     </ns0:p>
     <ns0:p ns2:paraId="4A367ED3" ns2:textId="77777777" ns0:rsidR="00D35F60" ns0:rsidRDefault="00E418ED">
@@ -691,7 +691,7 @@
           <ns0:rFonts ns0:hint="eastAsia"/>
           <ns0:color ns0:val="FF0000"/>
         </ns0:rPr>
-        <ns0:t>__</ns0:t>
+        <ns0:t>____</ns0:t>
       </ns0:r>
       <ns0:r>
         <ns0:rPr>
@@ -704,7 +704,7 @@
           <ns0:rFonts ns0:hint="eastAsia"/>
           <ns0:color ns0:val="FF0000"/>
         </ns0:rPr>
-        <ns0:t>_____</ns0:t>
+        <ns0:t>__________</ns0:t>
       </ns0:r>
       <ns0:r>
         <ns0:rPr>
@@ -717,59 +717,59 @@
           <ns0:rFonts ns0:hint="eastAsia"/>
           <ns0:color ns0:val="FF0000"/>
         </ns0:rPr>
+        <ns0:t>________________</ns0:t>
+      </ns0:r>
+      <ns0:r>
+        <ns0:rPr>
+          <ns0:rFonts ns0:hint="eastAsia"/>
+        </ns0:rPr>
+        <ns0:t>微生物。</ns0:t>
+      </ns0:r>
+    </ns0:p>
+    <ns0:p ns2:paraId="172B0AD6" ns2:textId="77777777" ns0:rsidR="00D35F60" ns0:rsidRDefault="00E418ED">
+      <ns0:r>
+        <ns0:rPr>
+          <ns0:rFonts ns0:hint="eastAsia"/>
+        </ns0:rPr>
+        <ns0:t>②消毒的主要方法有：</ns0:t>
+      </ns0:r>
+      <ns0:r ns0:rsidRPr="00455126">
+        <ns0:rPr>
+          <ns0:rFonts ns0:hint="eastAsia"/>
+          <ns0:color ns0:val="FF0000"/>
+        </ns0:rPr>
+        <ns0:t>____</ns0:t>
+      </ns0:r>
+      <ns0:r>
+        <ns0:rPr>
+          <ns0:rFonts ns0:hint="eastAsia"/>
+        </ns0:rPr>
+        <ns0:t>消毒法、</ns0:t>
+      </ns0:r>
+      <ns0:r ns0:rsidRPr="00455126">
+        <ns0:rPr>
+          <ns0:rFonts ns0:hint="eastAsia"/>
+          <ns0:color ns0:val="FF0000"/>
+        </ns0:rPr>
+        <ns0:t>____</ns0:t>
+      </ns0:r>
+      <ns0:r>
+        <ns0:rPr>
+          <ns0:rFonts ns0:hint="eastAsia"/>
+        </ns0:rPr>
+        <ns0:t>消毒法、</ns0:t>
+      </ns0:r>
+      <ns0:r ns0:rsidRPr="00455126">
+        <ns0:rPr>
+          <ns0:rFonts ns0:hint="eastAsia"/>
+          <ns0:color ns0:val="FF0000"/>
+        </ns0:rPr>
         <ns0:t>________</ns0:t>
       </ns0:r>
       <ns0:r>
         <ns0:rPr>
           <ns0:rFonts ns0:hint="eastAsia"/>
         </ns0:rPr>
-        <ns0:t>微生物。</ns0:t>
-      </ns0:r>
-    </ns0:p>
-    <ns0:p ns2:paraId="172B0AD6" ns2:textId="77777777" ns0:rsidR="00D35F60" ns0:rsidRDefault="00E418ED">
-      <ns0:r>
-        <ns0:rPr>
-          <ns0:rFonts ns0:hint="eastAsia"/>
-        </ns0:rPr>
-        <ns0:t>②消毒的主要方法有：</ns0:t>
-      </ns0:r>
-      <ns0:r ns0:rsidRPr="00455126">
-        <ns0:rPr>
-          <ns0:rFonts ns0:hint="eastAsia"/>
-          <ns0:color ns0:val="FF0000"/>
-        </ns0:rPr>
-        <ns0:t>__</ns0:t>
-      </ns0:r>
-      <ns0:r>
-        <ns0:rPr>
-          <ns0:rFonts ns0:hint="eastAsia"/>
-        </ns0:rPr>
-        <ns0:t>消毒法、</ns0:t>
-      </ns0:r>
-      <ns0:r ns0:rsidRPr="00455126">
-        <ns0:rPr>
-          <ns0:rFonts ns0:hint="eastAsia"/>
-          <ns0:color ns0:val="FF0000"/>
-        </ns0:rPr>
-        <ns0:t>__</ns0:t>
-      </ns0:r>
-      <ns0:r>
-        <ns0:rPr>
-          <ns0:rFonts ns0:hint="eastAsia"/>
-        </ns0:rPr>
-        <ns0:t>消毒法、</ns0:t>
-      </ns0:r>
-      <ns0:r ns0:rsidRPr="00455126">
-        <ns0:rPr>
-          <ns0:rFonts ns0:hint="eastAsia"/>
-          <ns0:color ns0:val="FF0000"/>
-        </ns0:rPr>
-        <ns0:t>____</ns0:t>
-      </ns0:r>
-      <ns0:r>
-        <ns0:rPr>
-          <ns0:rFonts ns0:hint="eastAsia"/>
-        </ns0:rPr>
         <ns0:t>消毒、</ns0:t>
       </ns0:r>
       <ns0:r ns0:rsidRPr="00455126">
@@ -777,7 +777,7 @@
           <ns0:rFonts ns0:hint="eastAsia"/>
           <ns0:color ns0:val="FF0000"/>
         </ns0:rPr>
-        <ns0:t>___</ns0:t>
+        <ns0:t>______</ns0:t>
       </ns0:r>
       <ns0:r>
         <ns0:rPr>
@@ -798,7 +798,7 @@
           <ns0:rFonts ns0:hint="eastAsia"/>
           <ns0:color ns0:val="FF0000"/>
         </ns0:rPr>
-        <ns0:t>___</ns0:t>
+        <ns0:t>______</ns0:t>
       </ns0:r>
       <ns0:r ns0:rsidRPr="00455126">
         <ns0:rPr>
@@ -837,7 +837,7 @@
           <ns0:rFonts ns0:hint="eastAsia"/>
           <ns0:color ns0:val="FF0000"/>
         </ns0:rPr>
-        <ns0:t>_____</ns0:t>
+        <ns0:t>__________</ns0:t>
       </ns0:r>
       <ns0:r ns0:rsidRPr="00455126">
         <ns0:rPr>
@@ -856,7 +856,7 @@
           <ns0:rFonts ns0:hint="eastAsia"/>
           <ns0:color ns0:val="FF0000"/>
         </ns0:rPr>
-        <ns0:t>__</ns0:t>
+        <ns0:t>____</ns0:t>
       </ns0:r>
       <ns0:r>
         <ns0:rPr>
@@ -875,7 +875,7 @@
           <ns0:rFonts ns0:hint="eastAsia"/>
           <ns0:color ns0:val="FF0000"/>
         </ns0:rPr>
-        <ns0:t>_____</ns0:t>
+        <ns0:t>__________</ns0:t>
       </ns0:r>
       <ns0:r>
         <ns0:rPr>
@@ -888,7 +888,7 @@
           <ns0:rFonts ns0:hint="eastAsia"/>
           <ns0:color ns0:val="FF0000"/>
         </ns0:rPr>
-        <ns0:t>_____</ns0:t>
+        <ns0:t>__________</ns0:t>
       </ns0:r>
       <ns0:r>
         <ns0:rPr>
@@ -907,7 +907,7 @@
           <ns0:rFonts ns0:hint="eastAsia"/>
           <ns0:color ns0:val="FF0000"/>
         </ns0:rPr>
-        <ns0:t>_______</ns0:t>
+        <ns0:t>______________</ns0:t>
       </ns0:r>
       <ns0:r>
         <ns0:rPr>
@@ -920,7 +920,7 @@
           <ns0:rFonts ns0:hint="eastAsia"/>
           <ns0:color ns0:val="FF0000"/>
         </ns0:rPr>
-        <ns0:t>___</ns0:t>
+        <ns0:t>______</ns0:t>
       </ns0:r>
       <ns0:r>
         <ns0:rPr>
@@ -933,7 +933,7 @@
           <ns0:rFonts ns0:hint="eastAsia"/>
           <ns0:color ns0:val="FF0000"/>
         </ns0:rPr>
-        <ns0:t>____</ns0:t>
+        <ns0:t>________</ns0:t>
       </ns0:r>
       <ns0:r>
         <ns0:rPr>
@@ -946,7 +946,7 @@
           <ns0:rFonts ns0:hint="eastAsia"/>
           <ns0:color ns0:val="FF0000"/>
         </ns0:rPr>
-        <ns0:t>________</ns0:t>
+        <ns0:t>________________</ns0:t>
       </ns0:r>
       <ns0:r>
         <ns0:rPr>
@@ -967,14 +967,14 @@
           <ns0:rFonts ns0:hint="eastAsia"/>
           <ns0:color ns0:val="FF0000"/>
         </ns0:rPr>
-        <ns0:t>___</ns0:t>
-      </ns0:r>
-      <ns0:r ns0:rsidRPr="00455126">
-        <ns0:rPr>
-          <ns0:rFonts ns0:hint="eastAsia"/>
-          <ns0:color ns0:val="FF0000"/>
-        </ns0:rPr>
-        <ns0:t>___</ns0:t>
+        <ns0:t>______</ns0:t>
+      </ns0:r>
+      <ns0:r ns0:rsidRPr="00455126">
+        <ns0:rPr>
+          <ns0:rFonts ns0:hint="eastAsia"/>
+          <ns0:color ns0:val="FF0000"/>
+        </ns0:rPr>
+        <ns0:t>______</ns0:t>
       </ns0:r>
       <ns0:r>
         <ns0:rPr>
@@ -987,7 +987,7 @@
           <ns0:rFonts ns0:hint="eastAsia"/>
           <ns0:color ns0:val="FF0000"/>
         </ns0:rPr>
-        <ns0:t>__</ns0:t>
+        <ns0:t>____</ns0:t>
       </ns0:r>
       <ns0:r>
         <ns0:rPr>
@@ -1006,7 +1006,7 @@
           <ns0:rFonts ns0:hint="eastAsia"/>
           <ns0:color ns0:val="FF0000"/>
         </ns0:rPr>
-        <ns0:t>_____</ns0:t>
+        <ns0:t>__________</ns0:t>
       </ns0:r>
       <ns0:proofErr ns0:type="gramStart"/>
       <ns0:r ns0:rsidRPr="00455126">
@@ -1014,7 +1014,7 @@
           <ns0:rFonts ns0:hint="eastAsia"/>
           <ns0:color ns0:val="FF0000"/>
         </ns0:rPr>
-        <ns0:t>__</ns0:t>
+        <ns0:t>____</ns0:t>
       </ns0:r>
       <ns0:proofErr ns0:type="gramEnd"/>
       <ns0:r ns0:rsidRPr="00455126">
@@ -1022,7 +1022,7 @@
           <ns0:rFonts ns0:hint="eastAsia"/>
           <ns0:color ns0:val="FF0000"/>
         </ns0:rPr>
-        <ns0:t>__</ns0:t>
+        <ns0:t>____</ns0:t>
       </ns0:r>
       <ns0:r>
         <ns0:rPr>
@@ -1055,7 +1055,7 @@
           <ns0:rFonts ns0:hint="eastAsia"/>
           <ns0:color ns0:val="FF0000"/>
         </ns0:rPr>
-        <ns0:t>________</ns0:t>
+        <ns0:t>________________</ns0:t>
       </ns0:r>
       <ns0:r>
         <ns0:rPr>
@@ -1091,7 +1091,7 @@
           <ns0:rFonts ns0:hint="eastAsia"/>
           <ns0:color ns0:val="FF0000"/>
         </ns0:rPr>
-        <ns0:t>__</ns0:t>
+        <ns0:t>____</ns0:t>
       </ns0:r>
       <ns0:r>
         <ns0:rPr>
@@ -1104,7 +1104,7 @@
           <ns0:rFonts ns0:hint="eastAsia"/>
           <ns0:color ns0:val="FF0000"/>
         </ns0:rPr>
-        <ns0:t>__</ns0:t>
+        <ns0:t>____</ns0:t>
       </ns0:r>
       <ns0:r>
         <ns0:rPr>
@@ -1117,7 +1117,7 @@
           <ns0:rFonts ns0:hint="eastAsia"/>
           <ns0:color ns0:val="FF0000"/>
         </ns0:rPr>
-        <ns0:t>____</ns0:t>
+        <ns0:t>________</ns0:t>
       </ns0:r>
       <ns0:r>
         <ns0:rPr>
@@ -1130,7 +1130,7 @@
           <ns0:rFonts ns0:hint="eastAsia"/>
           <ns0:color ns0:val="FF0000"/>
         </ns0:rPr>
-        <ns0:t>__</ns0:t>
+        <ns0:t>____</ns0:t>
       </ns0:r>
       <ns0:r>
         <ns0:rPr>
@@ -1143,7 +1143,7 @@
           <ns0:rFonts ns0:hint="eastAsia"/>
           <ns0:color ns0:val="FF0000"/>
         </ns0:rPr>
-        <ns0:t>__</ns0:t>
+        <ns0:t>____</ns0:t>
       </ns0:r>
       <ns0:r>
         <ns0:rPr>
@@ -1156,7 +1156,7 @@
           <ns0:rFonts ns0:hint="eastAsia"/>
           <ns0:color ns0:val="FF0000"/>
         </ns0:rPr>
-        <ns0:t>___</ns0:t>
+        <ns0:t>______</ns0:t>
       </ns0:r>
       <ns0:r>
         <ns0:rPr>
@@ -1169,7 +1169,7 @@
           <ns0:rFonts ns0:hint="eastAsia"/>
           <ns0:color ns0:val="FF0000"/>
         </ns0:rPr>
-        <ns0:t>___</ns0:t>
+        <ns0:t>______</ns0:t>
       </ns0:r>
       <ns0:r>
         <ns0:rPr>
@@ -1217,7 +1217,7 @@
           <ns0:rFonts ns0:hint="eastAsia"/>
           <ns0:color ns0:val="FF0000"/>
         </ns0:rPr>
-        <ns0:t>__</ns0:t>
+        <ns0:t>____</ns0:t>
       </ns0:r>
       <ns0:r>
         <ns0:rPr>
@@ -1230,7 +1230,7 @@
           <ns0:rFonts ns0:hint="eastAsia"/>
           <ns0:color ns0:val="FF0000"/>
         </ns0:rPr>
-        <ns0:t>__</ns0:t>
+        <ns0:t>____</ns0:t>
       </ns0:r>
       <ns0:r>
         <ns0:rPr>
@@ -1243,7 +1243,7 @@
           <ns0:rFonts ns0:hint="eastAsia"/>
           <ns0:color ns0:val="FF0000"/>
         </ns0:rPr>
-        <ns0:t>__</ns0:t>
+        <ns0:t>____</ns0:t>
       </ns0:r>
       <ns0:r>
         <ns0:rPr>
@@ -1264,41 +1264,41 @@
           <ns0:rFonts ns0:hint="eastAsia"/>
           <ns0:color ns0:val="FF0000"/>
         </ns0:rPr>
+        <ns0:t>____________</ns0:t>
+      </ns0:r>
+      <ns0:r>
+        <ns0:rPr>
+          <ns0:rFonts ns0:hint="eastAsia"/>
+        </ns0:rPr>
+        <ns0:t>的效果最好，实验室常用的高压蒸汽灭菌锅是在</ns0:t>
+      </ns0:r>
+      <ns0:r ns0:rsidRPr="00455126">
+        <ns0:rPr>
+          <ns0:rFonts ns0:hint="eastAsia"/>
+          <ns0:color ns0:val="FF0000"/>
+        </ns0:rPr>
+        <ns0:t>____________</ns0:t>
+      </ns0:r>
+      <ns0:r ns0:rsidRPr="00455126">
+        <ns0:rPr>
+          <ns0:rFonts ns0:hint="eastAsia"/>
+          <ns0:color ns0:val="FF0000"/>
+        </ns0:rPr>
+        <ns0:t>____</ns0:t>
+      </ns0:r>
+      <ns0:r ns0:rsidRPr="00455126">
+        <ns0:rPr>
+          <ns0:rFonts ns0:hint="eastAsia"/>
+          <ns0:color ns0:val="FF0000"/>
+        </ns0:rPr>
         <ns0:t>______</ns0:t>
       </ns0:r>
-      <ns0:r>
-        <ns0:rPr>
-          <ns0:rFonts ns0:hint="eastAsia"/>
-        </ns0:rPr>
-        <ns0:t>的效果最好，实验室常用的高压蒸汽灭菌锅是在</ns0:t>
-      </ns0:r>
-      <ns0:r ns0:rsidRPr="00455126">
-        <ns0:rPr>
-          <ns0:rFonts ns0:hint="eastAsia"/>
-          <ns0:color ns0:val="FF0000"/>
-        </ns0:rPr>
-        <ns0:t>______</ns0:t>
-      </ns0:r>
-      <ns0:r ns0:rsidRPr="00455126">
-        <ns0:rPr>
-          <ns0:rFonts ns0:hint="eastAsia"/>
-          <ns0:color ns0:val="FF0000"/>
-        </ns0:rPr>
-        <ns0:t>__</ns0:t>
-      </ns0:r>
-      <ns0:r ns0:rsidRPr="00455126">
-        <ns0:rPr>
-          <ns0:rFonts ns0:hint="eastAsia"/>
-          <ns0:color ns0:val="FF0000"/>
-        </ns0:rPr>
-        <ns0:t>___</ns0:t>
-      </ns0:r>
-      <ns0:r ns0:rsidRPr="00455126">
-        <ns0:rPr>
-          <ns0:rFonts ns0:hint="eastAsia"/>
-          <ns0:color ns0:val="FF0000"/>
-        </ns0:rPr>
-        <ns0:t>__</ns0:t>
+      <ns0:r ns0:rsidRPr="00455126">
+        <ns0:rPr>
+          <ns0:rFonts ns0:hint="eastAsia"/>
+          <ns0:color ns0:val="FF0000"/>
+        </ns0:rPr>
+        <ns0:t>____</ns0:t>
       </ns0:r>
       <ns0:r>
         <ns0:rPr>
@@ -1331,7 +1331,7 @@
           <ns0:rFonts ns0:hint="eastAsia"/>
           <ns0:color ns0:val="FF0000"/>
         </ns0:rPr>
-        <ns0:t>_____</ns0:t>
+        <ns0:t>__________</ns0:t>
       </ns0:r>
       <ns0:r>
         <ns0:rPr>
@@ -1344,14 +1344,14 @@
           <ns0:rFonts ns0:hint="eastAsia"/>
           <ns0:color ns0:val="FF0000"/>
         </ns0:rPr>
-        <ns0:t>_______</ns0:t>
-      </ns0:r>
-      <ns0:r ns0:rsidRPr="00455126">
-        <ns0:rPr>
-          <ns0:rFonts ns0:hint="eastAsia"/>
-          <ns0:color ns0:val="FF0000"/>
-        </ns0:rPr>
-        <ns0:t>__</ns0:t>
+        <ns0:t>______________</ns0:t>
+      </ns0:r>
+      <ns0:r ns0:rsidRPr="00455126">
+        <ns0:rPr>
+          <ns0:rFonts ns0:hint="eastAsia"/>
+          <ns0:color ns0:val="FF0000"/>
+        </ns0:rPr>
+        <ns0:t>____</ns0:t>
       </ns0:r>
       <ns0:r>
         <ns0:rPr>
@@ -1376,7 +1376,7 @@
           <ns0:rFonts ns0:hint="eastAsia"/>
           <ns0:color ns0:val="FF0000"/>
         </ns0:rPr>
-        <ns0:t>__</ns0:t>
+        <ns0:t>____</ns0:t>
       </ns0:r>
       <ns0:r>
         <ns0:rPr>
@@ -1389,7 +1389,7 @@
           <ns0:rFonts ns0:hint="eastAsia"/>
           <ns0:color ns0:val="FF0000"/>
         </ns0:rPr>
-        <ns0:t>____</ns0:t>
+        <ns0:t>________</ns0:t>
       </ns0:r>
       <ns0:r>
         <ns0:rPr>
@@ -1402,7 +1402,7 @@
           <ns0:rFonts ns0:hint="eastAsia"/>
           <ns0:color ns0:val="FF0000"/>
         </ns0:rPr>
-        <ns0:t>____</ns0:t>
+        <ns0:t>________</ns0:t>
       </ns0:r>
       <ns0:r>
         <ns0:rPr>
@@ -1423,7 +1423,7 @@
           <ns0:rFonts ns0:hint="eastAsia"/>
           <ns0:color ns0:val="FF0000"/>
         </ns0:rPr>
-        <ns0:t>__</ns0:t>
+        <ns0:t>____</ns0:t>
       </ns0:r>
       <ns0:r>
         <ns0:rPr>
@@ -1436,7 +1436,7 @@
           <ns0:rFonts ns0:hint="eastAsia"/>
           <ns0:color ns0:val="FF0000"/>
         </ns0:rPr>
-        <ns0:t>____</ns0:t>
+        <ns0:t>________</ns0:t>
       </ns0:r>
       <ns0:r>
         <ns0:rPr>
@@ -1449,7 +1449,7 @@
           <ns0:rFonts ns0:hint="eastAsia"/>
           <ns0:color ns0:val="FF0000"/>
         </ns0:rPr>
-        <ns0:t>_______</ns0:t>
+        <ns0:t>______________</ns0:t>
       </ns0:r>
       <ns0:r>
         <ns0:rPr>
@@ -1491,7 +1491,7 @@
           <ns0:rFonts ns0:hint="eastAsia"/>
           <ns0:color ns0:val="FF0000"/>
         </ns0:rPr>
-        <ns0:t>___</ns0:t>
+        <ns0:t>______</ns0:t>
       </ns0:r>
       <ns0:r>
         <ns0:rPr>
@@ -1504,7 +1504,7 @@
           <ns0:rFonts ns0:hint="eastAsia"/>
           <ns0:color ns0:val="FF0000"/>
         </ns0:rPr>
-        <ns0:t>__</ns0:t>
+        <ns0:t>____</ns0:t>
       </ns0:r>
       <ns0:r>
         <ns0:rPr>
@@ -1517,7 +1517,7 @@
           <ns0:rFonts ns0:hint="eastAsia"/>
           <ns0:color ns0:val="FF0000"/>
         </ns0:rPr>
-        <ns0:t>__</ns0:t>
+        <ns0:t>____</ns0:t>
       </ns0:r>
       <ns0:r>
         <ns0:rPr>
@@ -1553,21 +1553,21 @@
           <ns0:rFonts ns0:hint="eastAsia"/>
           <ns0:color ns0:val="FF0000"/>
         </ns0:rPr>
-        <ns0:t>__</ns0:t>
+        <ns0:t>____</ns0:t>
       </ns0:r>
       <ns0:r ns0:rsidR="00455126">
         <ns0:rPr>
           <ns0:rFonts ns0:hint="eastAsia"/>
           <ns0:color ns0:val="FF0000"/>
         </ns0:rPr>
-        <ns0:t>__</ns0:t>
-      </ns0:r>
-      <ns0:r ns0:rsidRPr="00455126">
-        <ns0:rPr>
-          <ns0:rFonts ns0:hint="eastAsia"/>
-          <ns0:color ns0:val="FF0000"/>
-        </ns0:rPr>
-        <ns0:t>__</ns0:t>
+        <ns0:t>____</ns0:t>
+      </ns0:r>
+      <ns0:r ns0:rsidRPr="00455126">
+        <ns0:rPr>
+          <ns0:rFonts ns0:hint="eastAsia"/>
+          <ns0:color ns0:val="FF0000"/>
+        </ns0:rPr>
+        <ns0:t>____</ns0:t>
       </ns0:r>
       <ns0:r>
         <ns0:rPr>
@@ -1580,7 +1580,7 @@
           <ns0:rFonts ns0:hint="eastAsia"/>
           <ns0:color ns0:val="FF0000"/>
         </ns0:rPr>
-        <ns0:t>______</ns0:t>
+        <ns0:t>____________</ns0:t>
       </ns0:r>
       <ns0:r>
         <ns0:rPr>
@@ -1600,7 +1600,7 @@
           <ns0:rFonts ns0:hint="eastAsia"/>
           <ns0:color ns0:val="FF0000"/>
         </ns0:rPr>
-        <ns0:t>_______</ns0:t>
+        <ns0:t>______________</ns0:t>
       </ns0:r>
       <ns0:r>
         <ns0:rPr>
@@ -1642,7 +1642,7 @@
           <ns0:rFonts ns0:hint="eastAsia"/>
           <ns0:color ns0:val="FF0000"/>
         </ns0:rPr>
-        <ns0:t>_____</ns0:t>
+        <ns0:t>__________</ns0:t>
       </ns0:r>
       <ns0:r ns0:rsidR="00455126">
         <ns0:rPr>
@@ -1655,21 +1655,21 @@
           <ns0:rFonts ns0:hint="eastAsia"/>
           <ns0:color ns0:val="FF0000"/>
         </ns0:rPr>
-        <ns0:t>__</ns0:t>
+        <ns0:t>____</ns0:t>
       </ns0:r>
       <ns0:r ns0:rsidR="00455126">
         <ns0:rPr>
           <ns0:rFonts ns0:hint="eastAsia"/>
           <ns0:color ns0:val="FF0000"/>
         </ns0:rPr>
-        <ns0:t>__</ns0:t>
-      </ns0:r>
-      <ns0:r ns0:rsidRPr="00455126">
-        <ns0:rPr>
-          <ns0:rFonts ns0:hint="eastAsia"/>
-          <ns0:color ns0:val="FF0000"/>
-        </ns0:rPr>
-        <ns0:t>__</ns0:t>
+        <ns0:t>____</ns0:t>
+      </ns0:r>
+      <ns0:r ns0:rsidRPr="00455126">
+        <ns0:rPr>
+          <ns0:rFonts ns0:hint="eastAsia"/>
+          <ns0:color ns0:val="FF0000"/>
+        </ns0:rPr>
+        <ns0:t>____</ns0:t>
       </ns0:r>
       <ns0:r ns0:rsidR="00455126">
         <ns0:rPr>
@@ -1682,7 +1682,7 @@
           <ns0:rFonts ns0:hint="eastAsia"/>
           <ns0:color ns0:val="FF0000"/>
         </ns0:rPr>
-        <ns0:t>__</ns0:t>
+        <ns0:t>____</ns0:t>
       </ns0:r>
       <ns0:r>
         <ns0:rPr>
@@ -1718,39 +1718,39 @@
           <ns0:rFonts ns0:hint="eastAsia"/>
           <ns0:color ns0:val="FF0000"/>
         </ns0:rPr>
+        <ns0:t>____________________</ns0:t>
+      </ns0:r>
+      <ns0:r>
+        <ns0:rPr>
+          <ns0:rFonts ns0:hint="eastAsia"/>
+        </ns0:rPr>
+        <ns0:t>可以繁殖形成肉眼可见的、</ns0:t>
+      </ns0:r>
+      <ns0:r ns0:rsidRPr="00455126">
+        <ns0:rPr>
+          <ns0:rFonts ns0:hint="eastAsia"/>
+        </ns0:rPr>
+        <ns0:t>有</ns0:t>
+      </ns0:r>
+      <ns0:r ns0:rsidRPr="00455126">
+        <ns0:rPr>
+          <ns0:rFonts ns0:hint="eastAsia"/>
+          <ns0:color ns0:val="FF0000"/>
+        </ns0:rPr>
+        <ns0:t>____________</ns0:t>
+      </ns0:r>
+      <ns0:r>
+        <ns0:rPr>
+          <ns0:rFonts ns0:hint="eastAsia"/>
+        </ns0:rPr>
+        <ns0:t>的</ns0:t>
+      </ns0:r>
+      <ns0:r ns0:rsidRPr="00455126">
+        <ns0:rPr>
+          <ns0:rFonts ns0:hint="eastAsia"/>
+          <ns0:color ns0:val="FF0000"/>
+        </ns0:rPr>
         <ns0:t>__________</ns0:t>
-      </ns0:r>
-      <ns0:r>
-        <ns0:rPr>
-          <ns0:rFonts ns0:hint="eastAsia"/>
-        </ns0:rPr>
-        <ns0:t>可以繁殖形成肉眼可见的、</ns0:t>
-      </ns0:r>
-      <ns0:r ns0:rsidRPr="00455126">
-        <ns0:rPr>
-          <ns0:rFonts ns0:hint="eastAsia"/>
-        </ns0:rPr>
-        <ns0:t>有</ns0:t>
-      </ns0:r>
-      <ns0:r ns0:rsidRPr="00455126">
-        <ns0:rPr>
-          <ns0:rFonts ns0:hint="eastAsia"/>
-          <ns0:color ns0:val="FF0000"/>
-        </ns0:rPr>
-        <ns0:t>______</ns0:t>
-      </ns0:r>
-      <ns0:r>
-        <ns0:rPr>
-          <ns0:rFonts ns0:hint="eastAsia"/>
-        </ns0:rPr>
-        <ns0:t>的</ns0:t>
-      </ns0:r>
-      <ns0:r ns0:rsidRPr="00455126">
-        <ns0:rPr>
-          <ns0:rFonts ns0:hint="eastAsia"/>
-          <ns0:color ns0:val="FF0000"/>
-        </ns0:rPr>
-        <ns0:t>_____</ns0:t>
       </ns0:r>
       <ns0:r>
         <ns0:rPr>
@@ -1780,7 +1780,7 @@
           <ns0:rFonts ns0:hint="eastAsia"/>
           <ns0:color ns0:val="FF0000"/>
         </ns0:rPr>
-        <ns0:t>____</ns0:t>
+        <ns0:t>________</ns0:t>
       </ns0:r>
       <ns0:r>
         <ns0:rPr>
@@ -1793,7 +1793,7 @@
           <ns0:rFonts ns0:hint="eastAsia"/>
           <ns0:color ns0:val="FF0000"/>
         </ns0:rPr>
-        <ns0:t>______</ns0:t>
+        <ns0:t>____________</ns0:t>
       </ns0:r>
       <ns0:r>
         <ns0:rPr>
@@ -1877,7 +1877,7 @@
           <ns0:rFonts ns0:hint="eastAsia"/>
           <ns0:color ns0:val="FF0000"/>
         </ns0:rPr>
-        <ns0:t>_____</ns0:t>
+        <ns0:t>__________</ns0:t>
       </ns0:r>
       <ns0:r ns0:rsidR="00E418ED">
         <ns0:rPr>
@@ -1890,7 +1890,7 @@
           <ns0:rFonts ns0:hint="eastAsia"/>
           <ns0:color ns0:val="FF0000"/>
         </ns0:rPr>
-        <ns0:t>__</ns0:t>
+        <ns0:t>____</ns0:t>
       </ns0:r>
       <ns0:r ns0:rsidR="00E418ED">
         <ns0:rPr>
@@ -1903,7 +1903,7 @@
           <ns0:rFonts ns0:hint="eastAsia"/>
           <ns0:color ns0:val="FF0000"/>
         </ns0:rPr>
-        <ns0:t>___</ns0:t>
+        <ns0:t>______</ns0:t>
       </ns0:r>
     </ns0:p>
     <ns0:p ns2:paraId="49DA96E1" ns2:textId="05E4AD63" ns0:rsidR="00D35F60" ns0:rsidRDefault="00E874D0">
@@ -1936,7 +1936,7 @@
           <ns0:rFonts ns0:hint="eastAsia"/>
           <ns0:color ns0:val="FF0000"/>
         </ns0:rPr>
-        <ns0:t>__</ns0:t>
+        <ns0:t>____</ns0:t>
       </ns0:r>
       <ns0:r ns0:rsidR="00E418ED">
         <ns0:rPr>
@@ -1967,7 +1967,7 @@
           <ns0:rFonts ns0:hint="eastAsia"/>
           <ns0:color ns0:val="FF0000"/>
         </ns0:rPr>
-        <ns0:t>__</ns0:t>
+        <ns0:t>____</ns0:t>
       </ns0:r>
       <ns0:r ns0:rsidR="00E418ED">
         <ns0:rPr>
@@ -1980,7 +1980,7 @@
           <ns0:rFonts ns0:hint="eastAsia"/>
           <ns0:color ns0:val="FF0000"/>
         </ns0:rPr>
-        <ns0:t>__</ns0:t>
+        <ns0:t>____</ns0:t>
       </ns0:r>
     </ns0:p>
     <ns0:p ns2:paraId="61DB1844" ns2:textId="77777777" ns0:rsidR="00D35F60" ns0:rsidRDefault="00E418ED">
@@ -2003,7 +2003,7 @@
           <ns0:rFonts ns0:hint="eastAsia"/>
           <ns0:color ns0:val="FF0000"/>
         </ns0:rPr>
-        <ns0:t>___</ns0:t>
+        <ns0:t>______</ns0:t>
       </ns0:r>
       <ns0:r ns0:rsidR="00455126">
         <ns0:rPr>
@@ -2022,7 +2022,7 @@
           <ns0:rFonts ns0:hint="eastAsia"/>
           <ns0:color ns0:val="FF0000"/>
         </ns0:rPr>
-        <ns0:t>____</ns0:t>
+        <ns0:t>________</ns0:t>
       </ns0:r>
       <ns0:r>
         <ns0:rPr>
@@ -2035,7 +2035,7 @@
           <ns0:rFonts ns0:hint="eastAsia"/>
           <ns0:color ns0:val="FF0000"/>
         </ns0:rPr>
-        <ns0:t>__</ns0:t>
+        <ns0:t>____</ns0:t>
       </ns0:r>
       <ns0:r>
         <ns0:rPr>
@@ -2048,7 +2048,7 @@
           <ns0:rFonts ns0:hint="eastAsia"/>
           <ns0:color ns0:val="FF0000"/>
         </ns0:rPr>
-        <ns0:t>____</ns0:t>
+        <ns0:t>________</ns0:t>
       </ns0:r>
       <ns0:r>
         <ns0:rPr>
@@ -2096,7 +2096,7 @@
           <ns0:rFonts ns0:hint="eastAsia"/>
           <ns0:color ns0:val="FF0000"/>
         </ns0:rPr>
-        <ns0:t>____</ns0:t>
+        <ns0:t>________</ns0:t>
       </ns0:r>
       <ns0:r ns0:rsidRPr="00E874D0">
         <ns0:rPr>
@@ -2165,7 +2165,7 @@
           <ns0:rFonts ns0:hint="eastAsia"/>
           <ns0:color ns0:val="FF0000"/>
         </ns0:rPr>
-        <ns0:t>__</ns0:t>
+        <ns0:t>____</ns0:t>
       </ns0:r>
       <ns0:r ns0:rsidRPr="00E874D0">
         <ns0:rPr>
@@ -2187,7 +2187,7 @@
           <ns0:rFonts ns0:hint="eastAsia"/>
           <ns0:color ns0:val="FF0000"/>
         </ns0:rPr>
-        <ns0:t>___</ns0:t>
+        <ns0:t>______</ns0:t>
       </ns0:r>
       <ns0:r ns0:rsidRPr="00E874D0">
         <ns0:rPr>
@@ -2201,7 +2201,7 @@
           <ns0:rFonts ns0:hint="eastAsia"/>
           <ns0:color ns0:val="FF0000"/>
         </ns0:rPr>
-        <ns0:t>__</ns0:t>
+        <ns0:t>____</ns0:t>
       </ns0:r>
       <ns0:proofErr ns0:type="gramEnd"/>
       <ns0:r ns0:rsidRPr="00E874D0">
@@ -2209,7 +2209,7 @@
           <ns0:rFonts ns0:hint="eastAsia"/>
           <ns0:color ns0:val="FF0000"/>
         </ns0:rPr>
-        <ns0:t>__</ns0:t>
+        <ns0:t>____</ns0:t>
       </ns0:r>
       <ns0:proofErr ns0:type="gramStart"/>
       <ns0:r ns0:rsidRPr="00E874D0">
@@ -2217,7 +2217,7 @@
           <ns0:rFonts ns0:hint="eastAsia"/>
           <ns0:color ns0:val="FF0000"/>
         </ns0:rPr>
-        <ns0:t>__</ns0:t>
+        <ns0:t>____</ns0:t>
       </ns0:r>
       <ns0:proofErr ns0:type="gramEnd"/>
       <ns0:r ns0:rsidRPr="00E874D0">
@@ -2225,7 +2225,7 @@
           <ns0:rFonts ns0:hint="eastAsia"/>
           <ns0:color ns0:val="FF0000"/>
         </ns0:rPr>
-        <ns0:t>__________</ns0:t>
+        <ns0:t>____________________</ns0:t>
       </ns0:r>
       <ns0:r ns0:rsidRPr="00E874D0">
         <ns0:rPr>
@@ -2270,7 +2270,7 @@
           <ns0:rFonts ns0:hint="eastAsia"/>
           <ns0:color ns0:val="FF0000"/>
         </ns0:rPr>
-        <ns0:t>__</ns0:t>
+        <ns0:t>____</ns0:t>
       </ns0:r>
       <ns0:proofErr ns0:type="gramEnd"/>
       <ns0:r ns0:rsidRPr="00455126">
@@ -2278,7 +2278,7 @@
           <ns0:rFonts ns0:hint="eastAsia"/>
           <ns0:color ns0:val="FF0000"/>
         </ns0:rPr>
-        <ns0:t>__________</ns0:t>
+        <ns0:t>____________________</ns0:t>
       </ns0:r>
       <ns0:r>
         <ns0:rPr>
@@ -2291,7 +2291,7 @@
           <ns0:rFonts ns0:hint="eastAsia"/>
           <ns0:color ns0:val="FF0000"/>
         </ns0:rPr>
-        <ns0:t>____</ns0:t>
+        <ns0:t>________</ns0:t>
       </ns0:r>
     </ns0:p>
     <ns0:p ns2:paraId="4D88622B" ns2:textId="77777777" ns0:rsidR="00D35F60" ns0:rsidRDefault="00D35F60"/>
@@ -2321,7 +2321,7 @@
           <ns0:rFonts ns0:hint="eastAsia"/>
           <ns0:color ns0:val="FF0000"/>
         </ns0:rPr>
-        <ns0:t>____________</ns0:t>
+        <ns0:t>________________________</ns0:t>
       </ns0:r>
     </ns0:p>
     <ns0:p ns2:paraId="2E80910D" ns2:textId="607916C8" ns0:rsidR="00D35F60" ns0:rsidRDefault="00E418ED">
@@ -2336,21 +2336,21 @@
           <ns0:rFonts ns0:hint="eastAsia"/>
           <ns0:color ns0:val="FF0000"/>
         </ns0:rPr>
-        <ns0:t>__</ns0:t>
+        <ns0:t>____</ns0:t>
       </ns0:r>
       <ns0:r ns0:rsidR="00454DC9">
         <ns0:rPr>
           <ns0:rFonts ns0:hint="eastAsia"/>
           <ns0:color ns0:val="FF0000"/>
         </ns0:rPr>
-        <ns0:t>__</ns0:t>
-      </ns0:r>
-      <ns0:r ns0:rsidRPr="00455126">
-        <ns0:rPr>
-          <ns0:rFonts ns0:hint="eastAsia"/>
-          <ns0:color ns0:val="FF0000"/>
-        </ns0:rPr>
-        <ns0:t>___</ns0:t>
+        <ns0:t>____</ns0:t>
+      </ns0:r>
+      <ns0:r ns0:rsidRPr="00455126">
+        <ns0:rPr>
+          <ns0:rFonts ns0:hint="eastAsia"/>
+          <ns0:color ns0:val="FF0000"/>
+        </ns0:rPr>
+        <ns0:t>______</ns0:t>
       </ns0:r>
       <ns0:r ns0:rsidRPr="00455126">
         <ns0:rPr>
@@ -2375,7 +2375,7 @@
           <ns0:rFonts ns0:hint="eastAsia"/>
           <ns0:color ns0:val="FF0000"/>
         </ns0:rPr>
-        <ns0:t>_______</ns0:t>
+        <ns0:t>______________</ns0:t>
       </ns0:r>
       <ns0:r>
         <ns0:rPr>
@@ -2388,7 +2388,7 @@
           <ns0:rFonts ns0:hint="eastAsia"/>
           <ns0:color ns0:val="FF0000"/>
         </ns0:rPr>
-        <ns0:t>____</ns0:t>
+        <ns0:t>________</ns0:t>
       </ns0:r>
       <ns0:r>
         <ns0:rPr>
@@ -2409,7 +2409,7 @@
           <ns0:rFonts ns0:hint="eastAsia"/>
           <ns0:color ns0:val="FF0000"/>
         </ns0:rPr>
-        <ns0:t>_________</ns0:t>
+        <ns0:t>__________________</ns0:t>
       </ns0:r>
       <ns0:r>
         <ns0:rPr>
@@ -2422,7 +2422,7 @@
           <ns0:rFonts ns0:hint="eastAsia"/>
           <ns0:color ns0:val="FF0000"/>
         </ns0:rPr>
-        <ns0:t>____________</ns0:t>
+        <ns0:t>________________________</ns0:t>
       </ns0:r>
     </ns0:p>
     <ns0:p ns2:paraId="17CEF39B" ns2:textId="5C3D435F" ns0:rsidR="00454DC9" ns0:rsidRPr="00454DC9" ns0:rsidRDefault="00454DC9" ns0:rsidP="00454DC9">
@@ -2455,7 +2455,7 @@
           <ns0:rFonts ns0:hint="eastAsia"/>
           <ns0:color ns0:val="FF0000"/>
         </ns0:rPr>
-        <ns0:t>_______</ns0:t>
+        <ns0:t>______________</ns0:t>
       </ns0:r>
       <ns0:r ns0:rsidRPr="00454DC9">
         <ns0:t xml:space="preserve"> </ns0:t>
@@ -2471,7 +2471,7 @@
           <ns0:rFonts ns0:hint="eastAsia"/>
           <ns0:color ns0:val="FF0000"/>
         </ns0:rPr>
-        <ns0:t>__</ns0:t>
+        <ns0:t>____</ns0:t>
       </ns0:r>
       <ns0:r ns0:rsidRPr="00454DC9">
         <ns0:rPr>
@@ -2510,7 +2510,7 @@
           <ns0:rFonts ns0:hint="eastAsia"/>
           <ns0:color ns0:val="FF0000"/>
         </ns0:rPr>
-        <ns0:t>_______</ns0:t>
+        <ns0:t>______________</ns0:t>
       </ns0:r>
       <ns0:r>
         <ns0:rPr>
@@ -2523,7 +2523,7 @@
           <ns0:rFonts ns0:hint="eastAsia"/>
           <ns0:color ns0:val="FF0000"/>
         </ns0:rPr>
-        <ns0:t>_______</ns0:t>
+        <ns0:t>______________</ns0:t>
       </ns0:r>
       <ns0:r>
         <ns0:rPr>
@@ -2555,7 +2555,7 @@
           <ns0:rFonts ns0:hint="eastAsia"/>
           <ns0:color ns0:val="FF0000"/>
         </ns0:rPr>
-        <ns0:t>__</ns0:t>
+        <ns0:t>____</ns0:t>
       </ns0:r>
       <ns0:r ns0:rsidRPr="00454DC9">
         <ns0:rPr>
@@ -2568,7 +2568,7 @@
           <ns0:rFonts ns0:hint="eastAsia"/>
           <ns0:color ns0:val="FF0000"/>
         </ns0:rPr>
-        <ns0:t>____</ns0:t>
+        <ns0:t>________</ns0:t>
       </ns0:r>
       <ns0:r ns0:rsidRPr="00454DC9">
         <ns0:rPr>
@@ -2581,7 +2581,7 @@
           <ns0:rFonts ns0:hint="eastAsia"/>
           <ns0:color ns0:val="FF0000"/>
         </ns0:rPr>
-        <ns0:t>__</ns0:t>
+        <ns0:t>____</ns0:t>
       </ns0:r>
       <ns0:r ns0:rsidRPr="00454DC9">
         <ns0:t xml:space="preserve"> </ns0:t>
@@ -2597,7 +2597,7 @@
           <ns0:rFonts ns0:hint="eastAsia"/>
           <ns0:color ns0:val="FF0000"/>
         </ns0:rPr>
-        <ns0:t>____</ns0:t>
+        <ns0:t>________</ns0:t>
       </ns0:r>
       <ns0:r ns0:rsidRPr="00454DC9">
         <ns0:rPr>
@@ -2642,7 +2642,7 @@
           <ns0:rFonts ns0:hint="eastAsia"/>
           <ns0:color ns0:val="FF0000"/>
         </ns0:rPr>
-        <ns0:t>_______________</ns0:t>
+        <ns0:t>______________________________</ns0:t>
       </ns0:r>
       <ns0:r>
         <ns0:rPr>
@@ -2708,7 +2708,7 @@
           <ns0:rFonts ns0:hint="eastAsia"/>
           <ns0:color ns0:val="FF0000"/>
         </ns0:rPr>
-        <ns0:t>__</ns0:t>
+        <ns0:t>____</ns0:t>
       </ns0:r>
       <ns0:r ns0:rsidRPr="00E874D0">
         <ns0:rPr>
@@ -2721,7 +2721,7 @@
           <ns0:rFonts ns0:hint="eastAsia"/>
           <ns0:color ns0:val="FF0000"/>
         </ns0:rPr>
-        <ns0:t>__</ns0:t>
+        <ns0:t>____</ns0:t>
       </ns0:r>
       <ns0:r ns0:rsidRPr="00E874D0">
         <ns0:rPr>
@@ -2764,7 +2764,7 @@
           <ns0:rFonts ns0:hint="eastAsia"/>
           <ns0:color ns0:val="FF0000"/>
         </ns0:rPr>
-        <ns0:t>__</ns0:t>
+        <ns0:t>____</ns0:t>
       </ns0:r>
       <ns0:r ns0:rsidRPr="00E874D0">
         <ns0:t xml:space="preserve"> </ns0:t>
@@ -2792,7 +2792,7 @@
           <ns0:rFonts ns0:hint="eastAsia"/>
           <ns0:color ns0:val="FF0000"/>
         </ns0:rPr>
-        <ns0:t>___________</ns0:t>
+        <ns0:t>______________________</ns0:t>
       </ns0:r>
       <ns0:r ns0:rsidRPr="00E874D0">
         <ns0:rPr>
@@ -2879,7 +2879,7 @@
           <ns0:rFonts ns0:hint="eastAsia"/>
           <ns0:color ns0:val="FF0000"/>
         </ns0:rPr>
-        <ns0:t>____</ns0:t>
+        <ns0:t>________</ns0:t>
       </ns0:r>
       <ns0:r ns0:rsidRPr="00454DC9">
         <ns0:rPr>
@@ -2904,7 +2904,7 @@
           <ns0:rFonts ns0:hint="eastAsia"/>
           <ns0:color ns0:val="FF0000"/>
         </ns0:rPr>
-        <ns0:t>__</ns0:t>
+        <ns0:t>____</ns0:t>
       </ns0:r>
       <ns0:r ns0:rsidRPr="00454DC9">
         <ns0:rPr>
@@ -2917,7 +2917,7 @@
           <ns0:rFonts ns0:hint="eastAsia"/>
           <ns0:color ns0:val="FF0000"/>
         </ns0:rPr>
-        <ns0:t>__</ns0:t>
+        <ns0:t>____</ns0:t>
       </ns0:r>
       <ns0:r ns0:rsidRPr="00454DC9">
         <ns0:rPr>
@@ -2930,7 +2930,7 @@
           <ns0:rFonts ns0:hint="eastAsia"/>
           <ns0:color ns0:val="FF0000"/>
         </ns0:rPr>
-        <ns0:t>__</ns0:t>
+        <ns0:t>____</ns0:t>
       </ns0:r>
       <ns0:r ns0:rsidRPr="00454DC9">
         <ns0:rPr>
